--- a/03_Deliverables/CMMCFledge_Stakeholder_Identification.docx
+++ b/03_Deliverables/CMMCFledge_Stakeholder_Identification.docx
@@ -2,9 +2,565 @@
 <file path=word/document.xml><?xml version="1.0" encoding="utf-8"?>
 <w:document xmlns:wpc="http://schemas.microsoft.com/office/word/2010/wordprocessingCanvas" xmlns:cx="http://schemas.microsoft.com/office/drawing/2014/chartex" xmlns:cx1="http://schemas.microsoft.com/office/drawing/2015/9/8/chartex" xmlns:cx2="http://schemas.microsoft.com/office/drawing/2015/10/21/chartex" xmlns:cx3="http://schemas.microsoft.com/office/drawing/2016/5/9/chartex" xmlns:cx4="http://schemas.microsoft.com/office/drawing/2016/5/10/chartex" xmlns:cx5="http://schemas.microsoft.com/office/drawing/2016/5/11/chartex" xmlns:cx6="http://schemas.microsoft.com/office/drawing/2016/5/12/chartex" xmlns:cx7="http://schemas.microsoft.com/office/drawing/2016/5/13/chartex" xmlns:cx8="http://schemas.microsoft.com/office/drawing/2016/5/14/chartex" xmlns:mc="http://schemas.openxmlformats.org/markup-compatibility/2006" xmlns:aink="http://schemas.microsoft.com/office/drawing/2016/ink" xmlns:am3d="http://schemas.microsoft.com/office/drawing/2017/model3d" xmlns:o="urn:schemas-microsoft-com:office:office" xmlns:oel="http://schemas.microsoft.com/office/2019/extlst" xmlns:r="http://schemas.openxmlformats.org/officeDocument/2006/relationships" xmlns:m="http://schemas.openxmlformats.org/officeDocument/2006/math" xmlns:v="urn:schemas-microsoft-com:vml" xmlns:wp14="http://schemas.microsoft.com/office/word/2010/wordprocessingDrawing" xmlns:wp="http://schemas.openxmlformats.org/drawingml/2006/wordprocessingDrawing" xmlns:w10="urn:schemas-microsoft-com:office:word" xmlns:w="http://schemas.openxmlformats.org/wordprocessingml/2006/main" xmlns:w14="http://schemas.microsoft.com/office/word/2010/wordml" xmlns:w15="http://schemas.microsoft.com/office/word/2012/wordml" xmlns:w16cex="http://schemas.microsoft.com/office/word/2018/wordml/cex" xmlns:w16cid="http://schemas.microsoft.com/office/word/2016/wordml/cid" xmlns:w16="http://schemas.microsoft.com/office/word/2018/wordml" xmlns:w16du="http://schemas.microsoft.com/office/word/2023/wordml/word16du" xmlns:w16sdtdh="http://schemas.microsoft.com/office/word/2020/wordml/sdtdatahash" xmlns:w16sdtfl="http://schemas.microsoft.com/office/word/2024/wordml/sdtformatlock" xmlns:w16se="http://schemas.microsoft.com/office/word/2015/wordml/symex" xmlns:wpg="http://schemas.microsoft.com/office/word/2010/wordprocessingGroup" xmlns:wpi="http://schemas.microsoft.com/office/word/2010/wordprocessingInk" xmlns:wne="http://schemas.microsoft.com/office/word/2006/wordml" xmlns:wps="http://schemas.microsoft.com/office/word/2010/wordprocessingShape" mc:Ignorable="w14 w15 w16se w16cid w16 w16cex w16sdtdh w16sdtfl w16du wp14">
   <w:body>
+    <w:p>
+      <w:pPr>
+        <w:pStyle w:val="Heading1"/>
+      </w:pPr>
+      <w:r>
+        <w:t>Document Purpose</w:t>
+      </w:r>
+    </w:p>
+    <w:p>
+      <w:r>
+        <w:t>The CMMC Fledge Information System (IS) along with its overarching project can be a great asset to the stakeholders listed within this document. Though roles have specifically been called out, this stakeholder identification may not encompass all users of the system. This document’s goal is to describe the types of users that may find use within this project and its accompanying IS.</w:t>
+      </w:r>
+    </w:p>
+    <w:p>
+      <w:pPr>
+        <w:pStyle w:val="Heading1"/>
+      </w:pPr>
+      <w:r>
+        <w:t>Stakeholders</w:t>
+      </w:r>
+    </w:p>
+    <w:tbl>
+      <w:tblPr>
+        <w:tblStyle w:val="TableGrid"/>
+        <w:tblW w:w="0" w:type="auto"/>
+        <w:tblLook w:val="04A0" w:firstRow="1" w:lastRow="0" w:firstColumn="1" w:lastColumn="0" w:noHBand="0" w:noVBand="1"/>
+      </w:tblPr>
+      <w:tblGrid>
+        <w:gridCol w:w="2875"/>
+        <w:gridCol w:w="6475"/>
+      </w:tblGrid>
+      <w:tr>
+        <w:tc>
+          <w:tcPr>
+            <w:tcW w:w="2875" w:type="dxa"/>
+          </w:tcPr>
+          <w:p>
+            <w:r>
+              <w:t>Stakeholder</w:t>
+            </w:r>
+            <w:r>
+              <w:t>(s):</w:t>
+            </w:r>
+          </w:p>
+        </w:tc>
+        <w:tc>
+          <w:tcPr>
+            <w:tcW w:w="6475" w:type="dxa"/>
+          </w:tcPr>
+          <w:p>
+            <w:r>
+              <w:t>ISSO</w:t>
+            </w:r>
+            <w:r>
+              <w:t xml:space="preserve">, </w:t>
+            </w:r>
+            <w:r>
+              <w:t>C</w:t>
+            </w:r>
+            <w:r>
+              <w:t>IS</w:t>
+            </w:r>
+            <w:r>
+              <w:t>O</w:t>
+            </w:r>
+            <w:r>
+              <w:t xml:space="preserve">, or </w:t>
+            </w:r>
+            <w:r>
+              <w:t>s</w:t>
+            </w:r>
+            <w:r>
+              <w:t xml:space="preserve">enior leadership </w:t>
+            </w:r>
+            <w:r>
+              <w:t>equivalent of organizations seeking compliance</w:t>
+            </w:r>
+          </w:p>
+        </w:tc>
+      </w:tr>
+      <w:tr>
+        <w:tc>
+          <w:tcPr>
+            <w:tcW w:w="2875" w:type="dxa"/>
+          </w:tcPr>
+          <w:p>
+            <w:r>
+              <w:t>Need</w:t>
+            </w:r>
+            <w:r>
+              <w:t>s</w:t>
+            </w:r>
+            <w:r>
+              <w:t>:</w:t>
+            </w:r>
+          </w:p>
+        </w:tc>
+        <w:tc>
+          <w:tcPr>
+            <w:tcW w:w="6475" w:type="dxa"/>
+          </w:tcPr>
+          <w:p>
+            <w:pPr>
+              <w:pStyle w:val="ListParagraph"/>
+              <w:numPr>
+                <w:ilvl w:val="0"/>
+                <w:numId w:val="1"/>
+              </w:numPr>
+            </w:pPr>
+            <w:r>
+              <w:t>They need an organizational system to become CMMC certified due to their need and fulfillment to their stakeholders.</w:t>
+            </w:r>
+          </w:p>
+          <w:p>
+            <w:pPr>
+              <w:pStyle w:val="ListParagraph"/>
+              <w:numPr>
+                <w:ilvl w:val="0"/>
+                <w:numId w:val="1"/>
+              </w:numPr>
+            </w:pPr>
+            <w:r>
+              <w:t>They must find the most cost-effective routes and determine what may be best for their organization.</w:t>
+            </w:r>
+          </w:p>
+        </w:tc>
+      </w:tr>
+      <w:tr>
+        <w:tc>
+          <w:tcPr>
+            <w:tcW w:w="2875" w:type="dxa"/>
+          </w:tcPr>
+          <w:p>
+            <w:r>
+              <w:t>CMMC Fledge fulfillment:</w:t>
+            </w:r>
+          </w:p>
+        </w:tc>
+        <w:tc>
+          <w:tcPr>
+            <w:tcW w:w="6475" w:type="dxa"/>
+          </w:tcPr>
+          <w:p>
+            <w:pPr>
+              <w:pStyle w:val="ListParagraph"/>
+              <w:numPr>
+                <w:ilvl w:val="0"/>
+                <w:numId w:val="2"/>
+              </w:numPr>
+            </w:pPr>
+            <w:r>
+              <w:t xml:space="preserve">The CMMC Fledge </w:t>
+            </w:r>
+            <w:proofErr w:type="gramStart"/>
+            <w:r>
+              <w:t>IS</w:t>
+            </w:r>
+            <w:r>
+              <w:t xml:space="preserve"> </w:t>
+            </w:r>
+            <w:proofErr w:type="spellStart"/>
+            <w:r>
+              <w:t>is</w:t>
+            </w:r>
+            <w:proofErr w:type="spellEnd"/>
+            <w:proofErr w:type="gramEnd"/>
+            <w:r>
+              <w:t xml:space="preserve"> provides next steps for CMMC L1 and L2 certifications.</w:t>
+            </w:r>
+          </w:p>
+          <w:p>
+            <w:pPr>
+              <w:pStyle w:val="ListParagraph"/>
+              <w:numPr>
+                <w:ilvl w:val="0"/>
+                <w:numId w:val="2"/>
+              </w:numPr>
+            </w:pPr>
+            <w:r>
+              <w:t xml:space="preserve">The CMMC Fledge IS </w:t>
+            </w:r>
+            <w:proofErr w:type="spellStart"/>
+            <w:r>
+              <w:t>is</w:t>
+            </w:r>
+            <w:proofErr w:type="spellEnd"/>
+            <w:r>
+              <w:t xml:space="preserve"> free to use and takes less than an hour to answer all questions and parse through recommendations.</w:t>
+            </w:r>
+          </w:p>
+        </w:tc>
+      </w:tr>
+    </w:tbl>
+    <w:p/>
+    <w:tbl>
+      <w:tblPr>
+        <w:tblStyle w:val="TableGrid"/>
+        <w:tblW w:w="0" w:type="auto"/>
+        <w:tblLook w:val="04A0" w:firstRow="1" w:lastRow="0" w:firstColumn="1" w:lastColumn="0" w:noHBand="0" w:noVBand="1"/>
+      </w:tblPr>
+      <w:tblGrid>
+        <w:gridCol w:w="2875"/>
+        <w:gridCol w:w="6475"/>
+      </w:tblGrid>
+      <w:tr>
+        <w:tc>
+          <w:tcPr>
+            <w:tcW w:w="2875" w:type="dxa"/>
+          </w:tcPr>
+          <w:p>
+            <w:r>
+              <w:t>Stakeholder</w:t>
+            </w:r>
+            <w:r>
+              <w:t>(s)</w:t>
+            </w:r>
+            <w:r>
+              <w:t>:</w:t>
+            </w:r>
+          </w:p>
+        </w:tc>
+        <w:tc>
+          <w:tcPr>
+            <w:tcW w:w="6475" w:type="dxa"/>
+          </w:tcPr>
+          <w:p>
+            <w:r>
+              <w:t>Junior CMMC auditors and consultants</w:t>
+            </w:r>
+          </w:p>
+        </w:tc>
+      </w:tr>
+      <w:tr>
+        <w:tc>
+          <w:tcPr>
+            <w:tcW w:w="2875" w:type="dxa"/>
+          </w:tcPr>
+          <w:p>
+            <w:r>
+              <w:t>Need</w:t>
+            </w:r>
+            <w:r>
+              <w:t>s</w:t>
+            </w:r>
+            <w:r>
+              <w:t>:</w:t>
+            </w:r>
+          </w:p>
+        </w:tc>
+        <w:tc>
+          <w:tcPr>
+            <w:tcW w:w="6475" w:type="dxa"/>
+          </w:tcPr>
+          <w:p>
+            <w:pPr>
+              <w:pStyle w:val="ListParagraph"/>
+              <w:numPr>
+                <w:ilvl w:val="0"/>
+                <w:numId w:val="1"/>
+              </w:numPr>
+            </w:pPr>
+            <w:r>
+              <w:t>They need to get a client through</w:t>
+            </w:r>
+            <w:r>
+              <w:t xml:space="preserve"> </w:t>
+            </w:r>
+            <w:r>
+              <w:t>determining</w:t>
+            </w:r>
+            <w:r>
+              <w:t xml:space="preserve"> what may be best for their </w:t>
+            </w:r>
+            <w:r>
+              <w:t xml:space="preserve">client’s </w:t>
+            </w:r>
+            <w:r>
+              <w:t>organization.</w:t>
+            </w:r>
+          </w:p>
+          <w:p>
+            <w:pPr>
+              <w:pStyle w:val="ListParagraph"/>
+              <w:numPr>
+                <w:ilvl w:val="0"/>
+                <w:numId w:val="1"/>
+              </w:numPr>
+            </w:pPr>
+            <w:r>
+              <w:t>May not know the proper recommendations for specific controls within the CMMC assessments</w:t>
+            </w:r>
+          </w:p>
+          <w:p>
+            <w:pPr>
+              <w:pStyle w:val="ListParagraph"/>
+              <w:numPr>
+                <w:ilvl w:val="0"/>
+                <w:numId w:val="1"/>
+              </w:numPr>
+            </w:pPr>
+            <w:r>
+              <w:t>May not know of resources that go along within specific controls within the CMMC assessments.</w:t>
+            </w:r>
+          </w:p>
+        </w:tc>
+      </w:tr>
+      <w:tr>
+        <w:tc>
+          <w:tcPr>
+            <w:tcW w:w="2875" w:type="dxa"/>
+          </w:tcPr>
+          <w:p>
+            <w:r>
+              <w:t>CMMC Fledge fulfillment:</w:t>
+            </w:r>
+          </w:p>
+        </w:tc>
+        <w:tc>
+          <w:tcPr>
+            <w:tcW w:w="6475" w:type="dxa"/>
+          </w:tcPr>
+          <w:p>
+            <w:pPr>
+              <w:pStyle w:val="ListParagraph"/>
+              <w:numPr>
+                <w:ilvl w:val="0"/>
+                <w:numId w:val="2"/>
+              </w:numPr>
+            </w:pPr>
+            <w:r>
+              <w:t xml:space="preserve">The CMMC Fledge IS </w:t>
+            </w:r>
+            <w:proofErr w:type="spellStart"/>
+            <w:r>
+              <w:t>is</w:t>
+            </w:r>
+            <w:proofErr w:type="spellEnd"/>
+            <w:r>
+              <w:t xml:space="preserve"> free to use </w:t>
+            </w:r>
+            <w:r>
+              <w:t>and can be used by auditors and consultants to get similar results as the ones generated by the client themselves</w:t>
+            </w:r>
+          </w:p>
+          <w:p>
+            <w:pPr>
+              <w:pStyle w:val="ListParagraph"/>
+              <w:numPr>
+                <w:ilvl w:val="0"/>
+                <w:numId w:val="2"/>
+              </w:numPr>
+            </w:pPr>
+            <w:r>
+              <w:t>CMMC Fledge provides proper recommendations for each control, allowing the junior auditors/</w:t>
+            </w:r>
+            <w:r>
+              <w:t>consultants</w:t>
+            </w:r>
+            <w:r>
+              <w:t xml:space="preserve"> to build </w:t>
+            </w:r>
+            <w:proofErr w:type="gramStart"/>
+            <w:r>
+              <w:t>off them</w:t>
+            </w:r>
+            <w:proofErr w:type="gramEnd"/>
+            <w:r>
+              <w:t>.</w:t>
+            </w:r>
+          </w:p>
+          <w:p>
+            <w:pPr>
+              <w:pStyle w:val="ListParagraph"/>
+              <w:numPr>
+                <w:ilvl w:val="0"/>
+                <w:numId w:val="2"/>
+              </w:numPr>
+            </w:pPr>
+            <w:r>
+              <w:t>CMMC Fledge provides resources relevant to each control within the CMMC assessments.</w:t>
+            </w:r>
+          </w:p>
+        </w:tc>
+      </w:tr>
+    </w:tbl>
+    <w:p/>
+    <w:tbl>
+      <w:tblPr>
+        <w:tblStyle w:val="TableGrid"/>
+        <w:tblW w:w="0" w:type="auto"/>
+        <w:tblLook w:val="04A0" w:firstRow="1" w:lastRow="0" w:firstColumn="1" w:lastColumn="0" w:noHBand="0" w:noVBand="1"/>
+      </w:tblPr>
+      <w:tblGrid>
+        <w:gridCol w:w="2875"/>
+        <w:gridCol w:w="6475"/>
+      </w:tblGrid>
+      <w:tr>
+        <w:tc>
+          <w:tcPr>
+            <w:tcW w:w="2875" w:type="dxa"/>
+          </w:tcPr>
+          <w:p>
+            <w:r>
+              <w:lastRenderedPageBreak/>
+              <w:t>Stakeholder(s):</w:t>
+            </w:r>
+          </w:p>
+        </w:tc>
+        <w:tc>
+          <w:tcPr>
+            <w:tcW w:w="6475" w:type="dxa"/>
+          </w:tcPr>
+          <w:p>
+            <w:r>
+              <w:t>Project advisors</w:t>
+            </w:r>
+          </w:p>
+        </w:tc>
+      </w:tr>
+      <w:tr>
+        <w:tc>
+          <w:tcPr>
+            <w:tcW w:w="2875" w:type="dxa"/>
+          </w:tcPr>
+          <w:p>
+            <w:r>
+              <w:t>Needs:</w:t>
+            </w:r>
+          </w:p>
+        </w:tc>
+        <w:tc>
+          <w:tcPr>
+            <w:tcW w:w="6475" w:type="dxa"/>
+          </w:tcPr>
+          <w:p>
+            <w:pPr>
+              <w:pStyle w:val="ListParagraph"/>
+              <w:numPr>
+                <w:ilvl w:val="0"/>
+                <w:numId w:val="1"/>
+              </w:numPr>
+            </w:pPr>
+            <w:r>
+              <w:t>Requires a project worthy of a student’s final milestone within their career.</w:t>
+            </w:r>
+          </w:p>
+          <w:p>
+            <w:pPr>
+              <w:pStyle w:val="ListParagraph"/>
+              <w:numPr>
+                <w:ilvl w:val="0"/>
+                <w:numId w:val="1"/>
+              </w:numPr>
+            </w:pPr>
+            <w:r>
+              <w:t>Requires</w:t>
+            </w:r>
+            <w:r>
+              <w:t xml:space="preserve"> projects that have tangible results or impact</w:t>
+            </w:r>
+          </w:p>
+          <w:p>
+            <w:pPr>
+              <w:pStyle w:val="ListParagraph"/>
+              <w:numPr>
+                <w:ilvl w:val="0"/>
+                <w:numId w:val="1"/>
+              </w:numPr>
+            </w:pPr>
+            <w:r>
+              <w:t>R</w:t>
+            </w:r>
+            <w:r>
+              <w:t xml:space="preserve">equires </w:t>
+            </w:r>
+            <w:r>
+              <w:t xml:space="preserve">that the overall project includes documentation to show the process of system development and </w:t>
+            </w:r>
+            <w:r>
+              <w:t>overall business practices.</w:t>
+            </w:r>
+          </w:p>
+        </w:tc>
+      </w:tr>
+      <w:tr>
+        <w:tc>
+          <w:tcPr>
+            <w:tcW w:w="2875" w:type="dxa"/>
+          </w:tcPr>
+          <w:p>
+            <w:r>
+              <w:t>CMMC Fledge fulfillment:</w:t>
+            </w:r>
+          </w:p>
+        </w:tc>
+        <w:tc>
+          <w:tcPr>
+            <w:tcW w:w="6475" w:type="dxa"/>
+          </w:tcPr>
+          <w:p>
+            <w:pPr>
+              <w:pStyle w:val="ListParagraph"/>
+              <w:numPr>
+                <w:ilvl w:val="0"/>
+                <w:numId w:val="2"/>
+              </w:numPr>
+            </w:pPr>
+            <w:r>
+              <w:t xml:space="preserve">The CMMC </w:t>
+            </w:r>
+            <w:r>
+              <w:t xml:space="preserve">Fledge </w:t>
+            </w:r>
+            <w:r>
+              <w:t>IS encompasses tools and techniques learned at CNU (EC2, RDS, Software development processes) and combines them with a major topic pertaining to compliance and cybersecurity/IT as a whole</w:t>
+            </w:r>
+          </w:p>
+          <w:p>
+            <w:pPr>
+              <w:pStyle w:val="ListParagraph"/>
+              <w:numPr>
+                <w:ilvl w:val="0"/>
+                <w:numId w:val="2"/>
+              </w:numPr>
+            </w:pPr>
+            <w:r>
+              <w:t>The CMMC Fledge</w:t>
+            </w:r>
+            <w:r>
+              <w:t xml:space="preserve"> </w:t>
+            </w:r>
+            <w:r>
+              <w:t>IS</w:t>
+            </w:r>
+            <w:r>
+              <w:t xml:space="preserve"> provides customers with results that they can utilize within their CMMC journey.</w:t>
+            </w:r>
+          </w:p>
+          <w:p>
+            <w:pPr>
+              <w:pStyle w:val="ListParagraph"/>
+              <w:numPr>
+                <w:ilvl w:val="0"/>
+                <w:numId w:val="2"/>
+              </w:numPr>
+            </w:pPr>
+            <w:r>
+              <w:t xml:space="preserve">The overarching CMMC Fledge project contains documentation </w:t>
+            </w:r>
+            <w:r>
+              <w:t>that simulates the business system development process, including project proposals, weekly standups, time log entries, milestone reports, and presentations for appropriate stakeholders.</w:t>
+            </w:r>
+          </w:p>
+        </w:tc>
+      </w:tr>
+    </w:tbl>
     <w:p/>
     <w:sectPr>
-      <w:headerReference w:type="default" r:id="rId6"/>
+      <w:headerReference w:type="default" r:id="rId7"/>
       <w:pgSz w:w="12240" w:h="15840"/>
       <w:pgMar w:top="1440" w:right="1440" w:bottom="1440" w:left="1440" w:header="720" w:footer="720" w:gutter="0"/>
       <w:cols w:space="720"/>
@@ -141,19 +697,10 @@
       <w:t xml:space="preserve">CMMC Fledge </w:t>
     </w:r>
     <w:r>
-      <w:t>Stakeholder Identification</w:t>
+      <w:t>Stakeholder Identification - 11/</w:t>
     </w:r>
     <w:r>
-      <w:t xml:space="preserve"> - 1</w:t>
-    </w:r>
-    <w:r>
-      <w:t>1</w:t>
-    </w:r>
-    <w:r>
-      <w:t>/</w:t>
-    </w:r>
-    <w:r>
-      <w:t>27</w:t>
+      <w:t>30</w:t>
     </w:r>
     <w:r>
       <w:t>/2025</w:t>
@@ -165,6 +712,243 @@
     </w:pPr>
   </w:p>
 </w:hdr>
+</file>
+
+<file path=word/numbering.xml><?xml version="1.0" encoding="utf-8"?>
+<w:numbering xmlns:wpc="http://schemas.microsoft.com/office/word/2010/wordprocessingCanvas" xmlns:cx="http://schemas.microsoft.com/office/drawing/2014/chartex" xmlns:cx1="http://schemas.microsoft.com/office/drawing/2015/9/8/chartex" xmlns:cx2="http://schemas.microsoft.com/office/drawing/2015/10/21/chartex" xmlns:cx3="http://schemas.microsoft.com/office/drawing/2016/5/9/chartex" xmlns:cx4="http://schemas.microsoft.com/office/drawing/2016/5/10/chartex" xmlns:cx5="http://schemas.microsoft.com/office/drawing/2016/5/11/chartex" xmlns:cx6="http://schemas.microsoft.com/office/drawing/2016/5/12/chartex" xmlns:cx7="http://schemas.microsoft.com/office/drawing/2016/5/13/chartex" xmlns:cx8="http://schemas.microsoft.com/office/drawing/2016/5/14/chartex" xmlns:mc="http://schemas.openxmlformats.org/markup-compatibility/2006" xmlns:aink="http://schemas.microsoft.com/office/drawing/2016/ink" xmlns:am3d="http://schemas.microsoft.com/office/drawing/2017/model3d" xmlns:o="urn:schemas-microsoft-com:office:office" xmlns:oel="http://schemas.microsoft.com/office/2019/extlst" xmlns:r="http://schemas.openxmlformats.org/officeDocument/2006/relationships" xmlns:m="http://schemas.openxmlformats.org/officeDocument/2006/math" xmlns:v="urn:schemas-microsoft-com:vml" xmlns:wp14="http://schemas.microsoft.com/office/word/2010/wordprocessingDrawing" xmlns:wp="http://schemas.openxmlformats.org/drawingml/2006/wordprocessingDrawing" xmlns:w10="urn:schemas-microsoft-com:office:word" xmlns:w="http://schemas.openxmlformats.org/wordprocessingml/2006/main" xmlns:w14="http://schemas.microsoft.com/office/word/2010/wordml" xmlns:w15="http://schemas.microsoft.com/office/word/2012/wordml" xmlns:w16cex="http://schemas.microsoft.com/office/word/2018/wordml/cex" xmlns:w16cid="http://schemas.microsoft.com/office/word/2016/wordml/cid" xmlns:w16="http://schemas.microsoft.com/office/word/2018/wordml" xmlns:w16du="http://schemas.microsoft.com/office/word/2023/wordml/word16du" xmlns:w16sdtdh="http://schemas.microsoft.com/office/word/2020/wordml/sdtdatahash" xmlns:w16sdtfl="http://schemas.microsoft.com/office/word/2024/wordml/sdtformatlock" xmlns:w16se="http://schemas.microsoft.com/office/word/2015/wordml/symex" xmlns:wpg="http://schemas.microsoft.com/office/word/2010/wordprocessingGroup" xmlns:wpi="http://schemas.microsoft.com/office/word/2010/wordprocessingInk" xmlns:wne="http://schemas.microsoft.com/office/word/2006/wordml" xmlns:wps="http://schemas.microsoft.com/office/word/2010/wordprocessingShape" mc:Ignorable="w14 w15 w16se w16cid w16 w16cex w16sdtdh w16sdtfl w16du wp14">
+  <w:abstractNum w:abstractNumId="0" w15:restartNumberingAfterBreak="0">
+    <w:nsid w:val="0FD80601"/>
+    <w:multiLevelType w:val="hybridMultilevel"/>
+    <w:tmpl w:val="E5825AB2"/>
+    <w:lvl w:ilvl="0" w:tplc="04090001">
+      <w:start w:val="1"/>
+      <w:numFmt w:val="bullet"/>
+      <w:lvlText w:val=""/>
+      <w:lvlJc w:val="left"/>
+      <w:pPr>
+        <w:ind w:left="720" w:hanging="360"/>
+      </w:pPr>
+      <w:rPr>
+        <w:rFonts w:ascii="Symbol" w:hAnsi="Symbol" w:hint="default"/>
+      </w:rPr>
+    </w:lvl>
+    <w:lvl w:ilvl="1" w:tplc="04090003" w:tentative="1">
+      <w:start w:val="1"/>
+      <w:numFmt w:val="bullet"/>
+      <w:lvlText w:val="o"/>
+      <w:lvlJc w:val="left"/>
+      <w:pPr>
+        <w:ind w:left="1440" w:hanging="360"/>
+      </w:pPr>
+      <w:rPr>
+        <w:rFonts w:ascii="Courier New" w:hAnsi="Courier New" w:cs="Courier New" w:hint="default"/>
+      </w:rPr>
+    </w:lvl>
+    <w:lvl w:ilvl="2" w:tplc="04090005" w:tentative="1">
+      <w:start w:val="1"/>
+      <w:numFmt w:val="bullet"/>
+      <w:lvlText w:val=""/>
+      <w:lvlJc w:val="left"/>
+      <w:pPr>
+        <w:ind w:left="2160" w:hanging="360"/>
+      </w:pPr>
+      <w:rPr>
+        <w:rFonts w:ascii="Wingdings" w:hAnsi="Wingdings" w:hint="default"/>
+      </w:rPr>
+    </w:lvl>
+    <w:lvl w:ilvl="3" w:tplc="04090001" w:tentative="1">
+      <w:start w:val="1"/>
+      <w:numFmt w:val="bullet"/>
+      <w:lvlText w:val=""/>
+      <w:lvlJc w:val="left"/>
+      <w:pPr>
+        <w:ind w:left="2880" w:hanging="360"/>
+      </w:pPr>
+      <w:rPr>
+        <w:rFonts w:ascii="Symbol" w:hAnsi="Symbol" w:hint="default"/>
+      </w:rPr>
+    </w:lvl>
+    <w:lvl w:ilvl="4" w:tplc="04090003" w:tentative="1">
+      <w:start w:val="1"/>
+      <w:numFmt w:val="bullet"/>
+      <w:lvlText w:val="o"/>
+      <w:lvlJc w:val="left"/>
+      <w:pPr>
+        <w:ind w:left="3600" w:hanging="360"/>
+      </w:pPr>
+      <w:rPr>
+        <w:rFonts w:ascii="Courier New" w:hAnsi="Courier New" w:cs="Courier New" w:hint="default"/>
+      </w:rPr>
+    </w:lvl>
+    <w:lvl w:ilvl="5" w:tplc="04090005" w:tentative="1">
+      <w:start w:val="1"/>
+      <w:numFmt w:val="bullet"/>
+      <w:lvlText w:val=""/>
+      <w:lvlJc w:val="left"/>
+      <w:pPr>
+        <w:ind w:left="4320" w:hanging="360"/>
+      </w:pPr>
+      <w:rPr>
+        <w:rFonts w:ascii="Wingdings" w:hAnsi="Wingdings" w:hint="default"/>
+      </w:rPr>
+    </w:lvl>
+    <w:lvl w:ilvl="6" w:tplc="04090001" w:tentative="1">
+      <w:start w:val="1"/>
+      <w:numFmt w:val="bullet"/>
+      <w:lvlText w:val=""/>
+      <w:lvlJc w:val="left"/>
+      <w:pPr>
+        <w:ind w:left="5040" w:hanging="360"/>
+      </w:pPr>
+      <w:rPr>
+        <w:rFonts w:ascii="Symbol" w:hAnsi="Symbol" w:hint="default"/>
+      </w:rPr>
+    </w:lvl>
+    <w:lvl w:ilvl="7" w:tplc="04090003" w:tentative="1">
+      <w:start w:val="1"/>
+      <w:numFmt w:val="bullet"/>
+      <w:lvlText w:val="o"/>
+      <w:lvlJc w:val="left"/>
+      <w:pPr>
+        <w:ind w:left="5760" w:hanging="360"/>
+      </w:pPr>
+      <w:rPr>
+        <w:rFonts w:ascii="Courier New" w:hAnsi="Courier New" w:cs="Courier New" w:hint="default"/>
+      </w:rPr>
+    </w:lvl>
+    <w:lvl w:ilvl="8" w:tplc="04090005" w:tentative="1">
+      <w:start w:val="1"/>
+      <w:numFmt w:val="bullet"/>
+      <w:lvlText w:val=""/>
+      <w:lvlJc w:val="left"/>
+      <w:pPr>
+        <w:ind w:left="6480" w:hanging="360"/>
+      </w:pPr>
+      <w:rPr>
+        <w:rFonts w:ascii="Wingdings" w:hAnsi="Wingdings" w:hint="default"/>
+      </w:rPr>
+    </w:lvl>
+  </w:abstractNum>
+  <w:abstractNum w:abstractNumId="1" w15:restartNumberingAfterBreak="0">
+    <w:nsid w:val="53E5442B"/>
+    <w:multiLevelType w:val="hybridMultilevel"/>
+    <w:tmpl w:val="F548940A"/>
+    <w:lvl w:ilvl="0" w:tplc="04090001">
+      <w:start w:val="1"/>
+      <w:numFmt w:val="bullet"/>
+      <w:lvlText w:val=""/>
+      <w:lvlJc w:val="left"/>
+      <w:pPr>
+        <w:ind w:left="720" w:hanging="360"/>
+      </w:pPr>
+      <w:rPr>
+        <w:rFonts w:ascii="Symbol" w:hAnsi="Symbol" w:hint="default"/>
+      </w:rPr>
+    </w:lvl>
+    <w:lvl w:ilvl="1" w:tplc="04090003" w:tentative="1">
+      <w:start w:val="1"/>
+      <w:numFmt w:val="bullet"/>
+      <w:lvlText w:val="o"/>
+      <w:lvlJc w:val="left"/>
+      <w:pPr>
+        <w:ind w:left="1440" w:hanging="360"/>
+      </w:pPr>
+      <w:rPr>
+        <w:rFonts w:ascii="Courier New" w:hAnsi="Courier New" w:cs="Courier New" w:hint="default"/>
+      </w:rPr>
+    </w:lvl>
+    <w:lvl w:ilvl="2" w:tplc="04090005" w:tentative="1">
+      <w:start w:val="1"/>
+      <w:numFmt w:val="bullet"/>
+      <w:lvlText w:val=""/>
+      <w:lvlJc w:val="left"/>
+      <w:pPr>
+        <w:ind w:left="2160" w:hanging="360"/>
+      </w:pPr>
+      <w:rPr>
+        <w:rFonts w:ascii="Wingdings" w:hAnsi="Wingdings" w:hint="default"/>
+      </w:rPr>
+    </w:lvl>
+    <w:lvl w:ilvl="3" w:tplc="04090001" w:tentative="1">
+      <w:start w:val="1"/>
+      <w:numFmt w:val="bullet"/>
+      <w:lvlText w:val=""/>
+      <w:lvlJc w:val="left"/>
+      <w:pPr>
+        <w:ind w:left="2880" w:hanging="360"/>
+      </w:pPr>
+      <w:rPr>
+        <w:rFonts w:ascii="Symbol" w:hAnsi="Symbol" w:hint="default"/>
+      </w:rPr>
+    </w:lvl>
+    <w:lvl w:ilvl="4" w:tplc="04090003" w:tentative="1">
+      <w:start w:val="1"/>
+      <w:numFmt w:val="bullet"/>
+      <w:lvlText w:val="o"/>
+      <w:lvlJc w:val="left"/>
+      <w:pPr>
+        <w:ind w:left="3600" w:hanging="360"/>
+      </w:pPr>
+      <w:rPr>
+        <w:rFonts w:ascii="Courier New" w:hAnsi="Courier New" w:cs="Courier New" w:hint="default"/>
+      </w:rPr>
+    </w:lvl>
+    <w:lvl w:ilvl="5" w:tplc="04090005" w:tentative="1">
+      <w:start w:val="1"/>
+      <w:numFmt w:val="bullet"/>
+      <w:lvlText w:val=""/>
+      <w:lvlJc w:val="left"/>
+      <w:pPr>
+        <w:ind w:left="4320" w:hanging="360"/>
+      </w:pPr>
+      <w:rPr>
+        <w:rFonts w:ascii="Wingdings" w:hAnsi="Wingdings" w:hint="default"/>
+      </w:rPr>
+    </w:lvl>
+    <w:lvl w:ilvl="6" w:tplc="04090001" w:tentative="1">
+      <w:start w:val="1"/>
+      <w:numFmt w:val="bullet"/>
+      <w:lvlText w:val=""/>
+      <w:lvlJc w:val="left"/>
+      <w:pPr>
+        <w:ind w:left="5040" w:hanging="360"/>
+      </w:pPr>
+      <w:rPr>
+        <w:rFonts w:ascii="Symbol" w:hAnsi="Symbol" w:hint="default"/>
+      </w:rPr>
+    </w:lvl>
+    <w:lvl w:ilvl="7" w:tplc="04090003" w:tentative="1">
+      <w:start w:val="1"/>
+      <w:numFmt w:val="bullet"/>
+      <w:lvlText w:val="o"/>
+      <w:lvlJc w:val="left"/>
+      <w:pPr>
+        <w:ind w:left="5760" w:hanging="360"/>
+      </w:pPr>
+      <w:rPr>
+        <w:rFonts w:ascii="Courier New" w:hAnsi="Courier New" w:cs="Courier New" w:hint="default"/>
+      </w:rPr>
+    </w:lvl>
+    <w:lvl w:ilvl="8" w:tplc="04090005" w:tentative="1">
+      <w:start w:val="1"/>
+      <w:numFmt w:val="bullet"/>
+      <w:lvlText w:val=""/>
+      <w:lvlJc w:val="left"/>
+      <w:pPr>
+        <w:ind w:left="6480" w:hanging="360"/>
+      </w:pPr>
+      <w:rPr>
+        <w:rFonts w:ascii="Wingdings" w:hAnsi="Wingdings" w:hint="default"/>
+      </w:rPr>
+    </w:lvl>
+  </w:abstractNum>
+  <w:num w:numId="1" w16cid:durableId="223680763">
+    <w:abstractNumId w:val="0"/>
+  </w:num>
+  <w:num w:numId="2" w16cid:durableId="1573005940">
+    <w:abstractNumId w:val="1"/>
+  </w:num>
+</w:numbering>
 </file>
 
 <file path=word/styles.xml><?xml version="1.0" encoding="utf-8"?>
@@ -1128,6 +1912,25 @@
     <w:uiPriority w:val="99"/>
     <w:rsid w:val="00604EDD"/>
   </w:style>
+  <w:style w:type="table" w:styleId="TableGrid">
+    <w:name w:val="Table Grid"/>
+    <w:basedOn w:val="TableNormal"/>
+    <w:uiPriority w:val="39"/>
+    <w:rsid w:val="00386A54"/>
+    <w:pPr>
+      <w:spacing w:after="0" w:line="240" w:lineRule="auto"/>
+    </w:pPr>
+    <w:tblPr>
+      <w:tblBorders>
+        <w:top w:val="single" w:sz="4" w:space="0" w:color="auto"/>
+        <w:left w:val="single" w:sz="4" w:space="0" w:color="auto"/>
+        <w:bottom w:val="single" w:sz="4" w:space="0" w:color="auto"/>
+        <w:right w:val="single" w:sz="4" w:space="0" w:color="auto"/>
+        <w:insideH w:val="single" w:sz="4" w:space="0" w:color="auto"/>
+        <w:insideV w:val="single" w:sz="4" w:space="0" w:color="auto"/>
+      </w:tblBorders>
+    </w:tblPr>
+  </w:style>
 </w:styles>
 </file>
 

--- a/03_Deliverables/CMMCFledge_Stakeholder_Identification.docx
+++ b/03_Deliverables/CMMCFledge_Stakeholder_Identification.docx
@@ -112,7 +112,13 @@
               </w:numPr>
             </w:pPr>
             <w:r>
-              <w:t>They need an organizational system to become CMMC certified due to their need and fulfillment to their stakeholders.</w:t>
+              <w:t xml:space="preserve">They need an organizational system to become CMMC certified due to </w:t>
+            </w:r>
+            <w:r>
+              <w:t>requirements</w:t>
+            </w:r>
+            <w:r>
+              <w:t xml:space="preserve"> and fulfillment to their stakeholders.</w:t>
             </w:r>
           </w:p>
           <w:p>
@@ -153,23 +159,7 @@
               </w:numPr>
             </w:pPr>
             <w:r>
-              <w:t xml:space="preserve">The CMMC Fledge </w:t>
-            </w:r>
-            <w:proofErr w:type="gramStart"/>
-            <w:r>
-              <w:t>IS</w:t>
-            </w:r>
-            <w:r>
-              <w:t xml:space="preserve"> </w:t>
-            </w:r>
-            <w:proofErr w:type="spellStart"/>
-            <w:r>
-              <w:t>is</w:t>
-            </w:r>
-            <w:proofErr w:type="spellEnd"/>
-            <w:proofErr w:type="gramEnd"/>
-            <w:r>
-              <w:t xml:space="preserve"> provides next steps for CMMC L1 and L2 certifications.</w:t>
+              <w:t>The CMMC Fledge IS provides next steps for CMMC L1 and L2 certifications.</w:t>
             </w:r>
           </w:p>
           <w:p>
@@ -181,15 +171,13 @@
               </w:numPr>
             </w:pPr>
             <w:r>
-              <w:t xml:space="preserve">The CMMC Fledge IS </w:t>
-            </w:r>
-            <w:proofErr w:type="spellStart"/>
-            <w:r>
-              <w:t>is</w:t>
-            </w:r>
-            <w:proofErr w:type="spellEnd"/>
-            <w:r>
-              <w:t xml:space="preserve"> free to use and takes less than an hour to answer all questions and parse through recommendations.</w:t>
+              <w:t>The CMMC Fledge IS is free to use and takes less than an hour to answer all questions</w:t>
+            </w:r>
+            <w:r>
+              <w:t>/parse results</w:t>
+            </w:r>
+            <w:r>
+              <w:t>.</w:t>
             </w:r>
           </w:p>
         </w:tc>
@@ -213,13 +201,7 @@
           </w:tcPr>
           <w:p>
             <w:r>
-              <w:t>Stakeholder</w:t>
-            </w:r>
-            <w:r>
-              <w:t>(s)</w:t>
-            </w:r>
-            <w:r>
-              <w:t>:</w:t>
+              <w:t>Stakeholder(s):</w:t>
             </w:r>
           </w:p>
         </w:tc>
@@ -241,13 +223,7 @@
           </w:tcPr>
           <w:p>
             <w:r>
-              <w:t>Need</w:t>
-            </w:r>
-            <w:r>
-              <w:t>s</w:t>
-            </w:r>
-            <w:r>
-              <w:t>:</w:t>
+              <w:t>Needs:</w:t>
             </w:r>
           </w:p>
         </w:tc>
@@ -264,10 +240,7 @@
               </w:numPr>
             </w:pPr>
             <w:r>
-              <w:t>They need to get a client through</w:t>
-            </w:r>
-            <w:r>
-              <w:t xml:space="preserve"> </w:t>
+              <w:t xml:space="preserve">They need to get a client through </w:t>
             </w:r>
             <w:r>
               <w:t>determining</w:t>
@@ -332,15 +305,7 @@
               </w:numPr>
             </w:pPr>
             <w:r>
-              <w:t xml:space="preserve">The CMMC Fledge IS </w:t>
-            </w:r>
-            <w:proofErr w:type="spellStart"/>
-            <w:r>
-              <w:t>is</w:t>
-            </w:r>
-            <w:proofErr w:type="spellEnd"/>
-            <w:r>
-              <w:t xml:space="preserve"> free to use </w:t>
+              <w:t xml:space="preserve">The CMMC Fledge IS is free to use </w:t>
             </w:r>
             <w:r>
               <w:t>and can be used by auditors and consultants to get similar results as the ones generated by the client themselves</w:t>
@@ -355,21 +320,22 @@
               </w:numPr>
             </w:pPr>
             <w:r>
-              <w:t>CMMC Fledge provides proper recommendations for each control, allowing the junior auditors/</w:t>
+              <w:t xml:space="preserve">The </w:t>
+            </w:r>
+            <w:r>
+              <w:t xml:space="preserve">CMMC Fledge </w:t>
+            </w:r>
+            <w:r>
+              <w:t xml:space="preserve">IS </w:t>
+            </w:r>
+            <w:r>
+              <w:t>provides proper recommendations for each control, allowing the junior auditors/</w:t>
             </w:r>
             <w:r>
               <w:t>consultants</w:t>
             </w:r>
             <w:r>
-              <w:t xml:space="preserve"> to build </w:t>
-            </w:r>
-            <w:proofErr w:type="gramStart"/>
-            <w:r>
-              <w:t>off them</w:t>
-            </w:r>
-            <w:proofErr w:type="gramEnd"/>
-            <w:r>
-              <w:t>.</w:t>
+              <w:t xml:space="preserve"> to build off them.</w:t>
             </w:r>
           </w:p>
           <w:p>
@@ -381,7 +347,137 @@
               </w:numPr>
             </w:pPr>
             <w:r>
-              <w:t>CMMC Fledge provides resources relevant to each control within the CMMC assessments.</w:t>
+              <w:t xml:space="preserve">The CMMC Fledge IS </w:t>
+            </w:r>
+            <w:r>
+              <w:t>provides resources relevant to each control within the CMMC assessments.</w:t>
+            </w:r>
+          </w:p>
+        </w:tc>
+      </w:tr>
+    </w:tbl>
+    <w:p/>
+    <w:p/>
+    <w:tbl>
+      <w:tblPr>
+        <w:tblStyle w:val="TableGrid"/>
+        <w:tblW w:w="0" w:type="auto"/>
+        <w:tblLook w:val="04A0" w:firstRow="1" w:lastRow="0" w:firstColumn="1" w:lastColumn="0" w:noHBand="0" w:noVBand="1"/>
+      </w:tblPr>
+      <w:tblGrid>
+        <w:gridCol w:w="2875"/>
+        <w:gridCol w:w="6475"/>
+      </w:tblGrid>
+      <w:tr>
+        <w:tc>
+          <w:tcPr>
+            <w:tcW w:w="2875" w:type="dxa"/>
+          </w:tcPr>
+          <w:p>
+            <w:r>
+              <w:lastRenderedPageBreak/>
+              <w:t>Stakeholder(s):</w:t>
+            </w:r>
+          </w:p>
+        </w:tc>
+        <w:tc>
+          <w:tcPr>
+            <w:tcW w:w="6475" w:type="dxa"/>
+          </w:tcPr>
+          <w:p>
+            <w:r>
+              <w:t>Project Manager/Non-Technical leadership</w:t>
+            </w:r>
+          </w:p>
+        </w:tc>
+      </w:tr>
+      <w:tr>
+        <w:tc>
+          <w:tcPr>
+            <w:tcW w:w="2875" w:type="dxa"/>
+          </w:tcPr>
+          <w:p>
+            <w:r>
+              <w:t>Needs:</w:t>
+            </w:r>
+          </w:p>
+        </w:tc>
+        <w:tc>
+          <w:tcPr>
+            <w:tcW w:w="6475" w:type="dxa"/>
+          </w:tcPr>
+          <w:p>
+            <w:pPr>
+              <w:pStyle w:val="ListParagraph"/>
+              <w:numPr>
+                <w:ilvl w:val="0"/>
+                <w:numId w:val="1"/>
+              </w:numPr>
+            </w:pPr>
+            <w:r>
+              <w:t>May not fully comprehend what CMMC is</w:t>
+            </w:r>
+          </w:p>
+          <w:p>
+            <w:pPr>
+              <w:pStyle w:val="ListParagraph"/>
+              <w:numPr>
+                <w:ilvl w:val="0"/>
+                <w:numId w:val="1"/>
+              </w:numPr>
+            </w:pPr>
+            <w:r>
+              <w:t>May not understand the need for CMMC</w:t>
+            </w:r>
+          </w:p>
+        </w:tc>
+      </w:tr>
+      <w:tr>
+        <w:tc>
+          <w:tcPr>
+            <w:tcW w:w="2875" w:type="dxa"/>
+          </w:tcPr>
+          <w:p>
+            <w:r>
+              <w:t>CMMC Fledge fulfillment:</w:t>
+            </w:r>
+          </w:p>
+        </w:tc>
+        <w:tc>
+          <w:tcPr>
+            <w:tcW w:w="6475" w:type="dxa"/>
+          </w:tcPr>
+          <w:p>
+            <w:pPr>
+              <w:pStyle w:val="ListParagraph"/>
+              <w:numPr>
+                <w:ilvl w:val="0"/>
+                <w:numId w:val="2"/>
+              </w:numPr>
+            </w:pPr>
+            <w:r>
+              <w:t xml:space="preserve">The CMMC Fledge IS </w:t>
+            </w:r>
+            <w:r>
+              <w:t>provides easy to understand explanations throughout its webpages</w:t>
+            </w:r>
+          </w:p>
+          <w:p>
+            <w:pPr>
+              <w:pStyle w:val="ListParagraph"/>
+              <w:numPr>
+                <w:ilvl w:val="0"/>
+                <w:numId w:val="2"/>
+              </w:numPr>
+            </w:pPr>
+            <w:r>
+              <w:t xml:space="preserve">The CMMC Fledge IS </w:t>
+            </w:r>
+            <w:r>
+              <w:t>briefly explains the need of CMMC throughout its webpages and documentation</w:t>
+            </w:r>
+            <w:r>
+              <w:t>.</w:t>
             </w:r>
           </w:p>
         </w:tc>
@@ -405,7 +501,6 @@
           </w:tcPr>
           <w:p>
             <w:r>
-              <w:lastRenderedPageBreak/>
               <w:t>Stakeholder(s):</w:t>
             </w:r>
           </w:p>
@@ -416,7 +511,16 @@
           </w:tcPr>
           <w:p>
             <w:r>
-              <w:t>Project advisors</w:t>
+              <w:t>Project advisor</w:t>
+            </w:r>
+            <w:r>
+              <w:t>(</w:t>
+            </w:r>
+            <w:r>
+              <w:t>s</w:t>
+            </w:r>
+            <w:r>
+              <w:t>)</w:t>
             </w:r>
           </w:p>
         </w:tc>
@@ -457,10 +561,7 @@
               </w:numPr>
             </w:pPr>
             <w:r>
-              <w:t>Requires</w:t>
-            </w:r>
-            <w:r>
-              <w:t xml:space="preserve"> projects that have tangible results or impact</w:t>
+              <w:t>Requires projects that have tangible results or impact</w:t>
             </w:r>
           </w:p>
           <w:p>
@@ -472,13 +573,7 @@
               </w:numPr>
             </w:pPr>
             <w:r>
-              <w:t>R</w:t>
-            </w:r>
-            <w:r>
-              <w:t xml:space="preserve">equires </w:t>
-            </w:r>
-            <w:r>
-              <w:t xml:space="preserve">that the overall project includes documentation to show the process of system development and </w:t>
+              <w:t xml:space="preserve">Requires that the overall project includes documentation to show the process of system development and </w:t>
             </w:r>
             <w:r>
               <w:t>overall business practices.</w:t>
@@ -510,13 +605,7 @@
               </w:numPr>
             </w:pPr>
             <w:r>
-              <w:t xml:space="preserve">The CMMC </w:t>
-            </w:r>
-            <w:r>
-              <w:t xml:space="preserve">Fledge </w:t>
-            </w:r>
-            <w:r>
-              <w:t>IS encompasses tools and techniques learned at CNU (EC2, RDS, Software development processes) and combines them with a major topic pertaining to compliance and cybersecurity/IT as a whole</w:t>
+              <w:t>The CMMC Fledge IS encompasses tools and techniques learned at CNU (EC2, RDS, Software development processes) and combines them with a major topic pertaining to compliance and cybersecurity/IT as a whole</w:t>
             </w:r>
           </w:p>
           <w:p>
@@ -528,16 +617,7 @@
               </w:numPr>
             </w:pPr>
             <w:r>
-              <w:t>The CMMC Fledge</w:t>
-            </w:r>
-            <w:r>
-              <w:t xml:space="preserve"> </w:t>
-            </w:r>
-            <w:r>
-              <w:t>IS</w:t>
-            </w:r>
-            <w:r>
-              <w:t xml:space="preserve"> provides customers with results that they can utilize within their CMMC journey.</w:t>
+              <w:t>The CMMC Fledge IS provides customers with results that they can utilize within their CMMC journey.</w:t>
             </w:r>
           </w:p>
           <w:p>
